--- a/referent/Block-3-Selbststudium-Woche-6-OOP.docx
+++ b/referent/Block-3-Selbststudium-Woche-6-OOP.docx
@@ -1337,6 +1337,12 @@
       <w:r>
         <w:t>Es ermöglicht die Wiederverwendung von Code und die Modellierung von realen</w:t>
       </w:r>
+      <w:r>
+        <w:t xml:space="preserve"> </w:t>
+      </w:r>
+      <w:r>
+        <w:t>Beziehungen.</w:t>
+      </w:r>
     </w:p>
     <w:p>
       <w:pPr>
@@ -1347,7 +1353,7 @@
         </w:numPr>
       </w:pPr>
       <w:r>
-        <w:t>Beziehungen.</w:t>
+        <w:t>Es hilft beim Debugging von Programmen.</w:t>
       </w:r>
     </w:p>
     <w:p>
@@ -1359,7 +1365,7 @@
         </w:numPr>
       </w:pPr>
       <w:r>
-        <w:t>Es hilft beim Debugging von Programmen.</w:t>
+        <w:t>Es ist eine Methode, um Daten in einer Datenbank zu speichern.</w:t>
       </w:r>
     </w:p>
     <w:p>
@@ -1371,18 +1377,6 @@
         </w:numPr>
       </w:pPr>
       <w:r>
-        <w:t>Es ist eine Methode, um Daten in einer Datenbank zu speichern.</w:t>
-      </w:r>
-    </w:p>
-    <w:p>
-      <w:pPr>
-        <w:pStyle w:val="ListParagraph"/>
-        <w:numPr>
-          <w:ilvl w:val="0"/>
-          <w:numId w:val="12"/>
-        </w:numPr>
-      </w:pPr>
-      <w:r>
         <w:t>Es beschleunigt die Ausführung von Programmen.</w:t>
       </w:r>
     </w:p>
@@ -1414,6 +1408,12 @@
       <w:r>
         <w:t>Eine Methode, die nur in der Theorie existiert und nicht in der Praxis implementiert</w:t>
       </w:r>
+      <w:r>
+        <w:t xml:space="preserve"> </w:t>
+      </w:r>
+      <w:r>
+        <w:t>werden kann.</w:t>
+      </w:r>
     </w:p>
     <w:p>
       <w:pPr>
@@ -1424,7 +1424,7 @@
         </w:numPr>
       </w:pPr>
       <w:r>
-        <w:t>werden kann.</w:t>
+        <w:t>Eine Methode, die in einer abstrakten Klasse definiert, aber nicht implementiert ist.</w:t>
       </w:r>
     </w:p>
     <w:p>
@@ -1436,18 +1436,6 @@
         </w:numPr>
       </w:pPr>
       <w:r>
-        <w:t>Eine Methode, die in einer abstrakten Klasse definiert, aber nicht implementiert ist.</w:t>
-      </w:r>
-    </w:p>
-    <w:p>
-      <w:pPr>
-        <w:pStyle w:val="ListParagraph"/>
-        <w:numPr>
-          <w:ilvl w:val="0"/>
-          <w:numId w:val="14"/>
-        </w:numPr>
-      </w:pPr>
-      <w:r>
         <w:t>Eine Methode, die in jeder Klasse definiert ist.</w:t>
       </w:r>
     </w:p>
@@ -1467,6 +1455,12 @@
       <w:r>
         <w:t>Eine Vereinbarung, die die Regeln für die Kommunikation zwischen Objekten</w:t>
       </w:r>
+      <w:r>
+        <w:t xml:space="preserve"> </w:t>
+      </w:r>
+      <w:r>
+        <w:t>definiert.</w:t>
+      </w:r>
     </w:p>
     <w:p>
       <w:pPr>
@@ -1477,7 +1471,7 @@
         </w:numPr>
       </w:pPr>
       <w:r>
-        <w:t>definiert.</w:t>
+        <w:t>Eine Möglichkeit, die Netzwerkkommunikation zu kontrollieren.</w:t>
       </w:r>
     </w:p>
     <w:p>
@@ -1489,7 +1483,7 @@
         </w:numPr>
       </w:pPr>
       <w:r>
-        <w:t>Eine Möglichkeit, die Netzwerkkommunikation zu kontrollieren.</w:t>
+        <w:t>Eine Methode zur Fehlerbehebung in Python-Programmen.</w:t>
       </w:r>
     </w:p>
     <w:p>
@@ -1501,18 +1495,6 @@
         </w:numPr>
       </w:pPr>
       <w:r>
-        <w:t>Eine Methode zur Fehlerbehebung in Python-Programmen.</w:t>
-      </w:r>
-    </w:p>
-    <w:p>
-      <w:pPr>
-        <w:pStyle w:val="ListParagraph"/>
-        <w:numPr>
-          <w:ilvl w:val="0"/>
-          <w:numId w:val="16"/>
-        </w:numPr>
-      </w:pPr>
-      <w:r>
         <w:t>Ein spezieller Typ von Python-Funktion.</w:t>
       </w:r>
     </w:p>
@@ -1532,6 +1514,12 @@
       <w:r>
         <w:t>Die Methode in einer Unterklasse mit dem gleichen Namen, aber mit einer anderen</w:t>
       </w:r>
+      <w:r>
+        <w:t xml:space="preserve"> </w:t>
+      </w:r>
+      <w:r>
+        <w:t>Implementierung zu definieren.</w:t>
+      </w:r>
     </w:p>
     <w:p>
       <w:pPr>
@@ -1542,7 +1530,7 @@
         </w:numPr>
       </w:pPr>
       <w:r>
-        <w:t>Implementierung zu definieren.</w:t>
+        <w:t>Die Methode in der gleichen Klasse mit einem anderen Namen zu definieren.</w:t>
       </w:r>
     </w:p>
     <w:p>
@@ -1554,7 +1542,7 @@
         </w:numPr>
       </w:pPr>
       <w:r>
-        <w:t>Die Methode in der gleichen Klasse mit einem anderen Namen zu definieren.</w:t>
+        <w:t>Den Rückgabewert einer Methode zu ändern.</w:t>
       </w:r>
     </w:p>
     <w:p>
@@ -1566,18 +1554,6 @@
         </w:numPr>
       </w:pPr>
       <w:r>
-        <w:t>Den Rückgabewert einer Methode zu ändern.</w:t>
-      </w:r>
-    </w:p>
-    <w:p>
-      <w:pPr>
-        <w:pStyle w:val="ListParagraph"/>
-        <w:numPr>
-          <w:ilvl w:val="0"/>
-          <w:numId w:val="18"/>
-        </w:numPr>
-      </w:pPr>
-      <w:r>
         <w:t>Die Parameter einer Methode zu ändern.</w:t>
       </w:r>
     </w:p>
@@ -1609,6 +1585,12 @@
       <w:r>
         <w:t>Methoden, die zwei Unterstriche vor und nach dem Methodennamen haben und</w:t>
       </w:r>
+      <w:r>
+        <w:t xml:space="preserve"> </w:t>
+      </w:r>
+      <w:r>
+        <w:t xml:space="preserve">spezielle Eigenschaften definieren. </w:t>
+      </w:r>
     </w:p>
     <w:p>
       <w:pPr>
@@ -1619,7 +1601,7 @@
         </w:numPr>
       </w:pPr>
       <w:r>
-        <w:t>spezielle Eigenschaften definieren.3. Methoden, die während der Laufzeit des Programms erstellt werden.</w:t>
+        <w:t>Methoden, die während der Laufzeit des Programms erstellt werden.</w:t>
       </w:r>
     </w:p>
     <w:p>
@@ -1685,17 +1667,17 @@
       <w:pPr>
         <w:pStyle w:val="ListParagraph"/>
         <w:numPr>
-          <w:ilvl w:val="1"/>
+          <w:ilvl w:val="0"/>
           <w:numId w:val="28"/>
         </w:numPr>
       </w:pPr>
       <w:r>
+        <w:t>Es verbessert die Leistung des Programms.</w:t>
+      </w:r>
+    </w:p>
+    <w:p>
+      <w:r>
         <w:lastRenderedPageBreak/>
-        <w:t>Es verbessert die Leistung des Programms.</w:t>
-      </w:r>
-    </w:p>
-    <w:p>
-      <w:r>
         <w:t>7. Was ist eine Mixin-Klasse in Python?</w:t>
       </w:r>
     </w:p>
